--- a/fåglar/Aspmyrbäcken prioriterade fågelarter.docx
+++ b/fåglar/Aspmyrbäcken prioriterade fågelarter.docx
@@ -518,7 +518,7 @@
     <w:p/>
     <w:p>
       <w:r>
-        <w:t>2025-08-02</w:t>
+        <w:t>2026-07-12</w:t>
       </w:r>
       <w:r>
         <w:t xml:space="preserve"> </w:t>

--- a/fåglar/Aspmyrbäcken prioriterade fågelarter.docx
+++ b/fåglar/Aspmyrbäcken prioriterade fågelarter.docx
@@ -518,7 +518,7 @@
     <w:p/>
     <w:p>
       <w:r>
-        <w:t>2026-07-12</w:t>
+        <w:t>2026-07-13</w:t>
       </w:r>
       <w:r>
         <w:t xml:space="preserve"> </w:t>

--- a/fåglar/Aspmyrbäcken prioriterade fågelarter.docx
+++ b/fåglar/Aspmyrbäcken prioriterade fågelarter.docx
@@ -518,7 +518,7 @@
     <w:p/>
     <w:p>
       <w:r>
-        <w:t>2026-07-13</w:t>
+        <w:t>2026-07-14</w:t>
       </w:r>
       <w:r>
         <w:t xml:space="preserve"> </w:t>

--- a/fåglar/Aspmyrbäcken prioriterade fågelarter.docx
+++ b/fåglar/Aspmyrbäcken prioriterade fågelarter.docx
@@ -518,7 +518,7 @@
     <w:p/>
     <w:p>
       <w:r>
-        <w:t>2026-07-14</w:t>
+        <w:t>2026-07-15</w:t>
       </w:r>
       <w:r>
         <w:t xml:space="preserve"> </w:t>

--- a/fåglar/Aspmyrbäcken prioriterade fågelarter.docx
+++ b/fåglar/Aspmyrbäcken prioriterade fågelarter.docx
@@ -518,7 +518,7 @@
     <w:p/>
     <w:p>
       <w:r>
-        <w:t>2026-07-15</w:t>
+        <w:t>2026-07-16</w:t>
       </w:r>
       <w:r>
         <w:t xml:space="preserve"> </w:t>

--- a/fåglar/Aspmyrbäcken prioriterade fågelarter.docx
+++ b/fåglar/Aspmyrbäcken prioriterade fågelarter.docx
@@ -518,7 +518,7 @@
     <w:p/>
     <w:p>
       <w:r>
-        <w:t>2026-07-16</w:t>
+        <w:t>2026-07-17</w:t>
       </w:r>
       <w:r>
         <w:t xml:space="preserve"> </w:t>

--- a/fåglar/Aspmyrbäcken prioriterade fågelarter.docx
+++ b/fåglar/Aspmyrbäcken prioriterade fågelarter.docx
@@ -518,7 +518,7 @@
     <w:p/>
     <w:p>
       <w:r>
-        <w:t>2026-07-17</w:t>
+        <w:t>2026-07-18</w:t>
       </w:r>
       <w:r>
         <w:t xml:space="preserve"> </w:t>

--- a/fåglar/Aspmyrbäcken prioriterade fågelarter.docx
+++ b/fåglar/Aspmyrbäcken prioriterade fågelarter.docx
@@ -518,7 +518,7 @@
     <w:p/>
     <w:p>
       <w:r>
-        <w:t>2026-07-18</w:t>
+        <w:t>2026-07-19</w:t>
       </w:r>
       <w:r>
         <w:t xml:space="preserve"> </w:t>

--- a/fåglar/Aspmyrbäcken prioriterade fågelarter.docx
+++ b/fåglar/Aspmyrbäcken prioriterade fågelarter.docx
@@ -518,7 +518,7 @@
     <w:p/>
     <w:p>
       <w:r>
-        <w:t>2026-07-19</w:t>
+        <w:t>2026-07-20</w:t>
       </w:r>
       <w:r>
         <w:t xml:space="preserve"> </w:t>
